--- a/sem2/PAPRO/Papro3/Michał Krystecki Papro lab3.docx
+++ b/sem2/PAPRO/Papro3/Michał Krystecki Papro lab3.docx
@@ -241,28 +241,18 @@
         </w:rPr>
         <w:t xml:space="preserve">Zad.2 </w:t>
       </w:r>
-    </w:p>
-    <w:p>
-      <w:pPr>
+      <w:r>
         <w:rPr>
           <w:b/>
           <w:bCs/>
           <w:noProof/>
           <w:lang w:val="pl-PL"/>
         </w:rPr>
-      </w:pPr>
-      <w:r>
-        <w:rPr>
-          <w:b/>
-          <w:bCs/>
-          <w:noProof/>
-          <w:lang w:val="pl-PL"/>
-        </w:rPr>
         <w:drawing>
-          <wp:inline distT="0" distB="0" distL="0" distR="0" wp14:anchorId="5D5F0258" wp14:editId="200E658E">
+          <wp:inline distT="0" distB="0" distL="0" distR="0" wp14:anchorId="19D6B6EE" wp14:editId="187BA815">
             <wp:extent cx="5943600" cy="2710180"/>
             <wp:effectExtent l="0" t="0" r="0" b="0"/>
-            <wp:docPr id="414607386" name="Picture 3"/>
+            <wp:docPr id="1582025210" name="Picture 5"/>
             <wp:cNvGraphicFramePr>
               <a:graphicFrameLocks xmlns:a="http://schemas.openxmlformats.org/drawingml/2006/main" noChangeAspect="1"/>
             </wp:cNvGraphicFramePr>
@@ -270,7 +260,7 @@
               <a:graphicData uri="http://schemas.openxmlformats.org/drawingml/2006/picture">
                 <pic:pic xmlns:pic="http://schemas.openxmlformats.org/drawingml/2006/picture">
                   <pic:nvPicPr>
-                    <pic:cNvPr id="414607386" name="Picture 414607386"/>
+                    <pic:cNvPr id="1582025210" name="Picture 1582025210"/>
                     <pic:cNvPicPr/>
                   </pic:nvPicPr>
                   <pic:blipFill>
@@ -303,6 +293,16 @@
     </w:p>
     <w:p>
       <w:pPr>
+        <w:rPr>
+          <w:b/>
+          <w:bCs/>
+          <w:noProof/>
+          <w:lang w:val="pl-PL"/>
+        </w:rPr>
+      </w:pPr>
+    </w:p>
+    <w:p>
+      <w:pPr>
         <w:tabs>
           <w:tab w:val="left" w:pos="1114"/>
         </w:tabs>
@@ -328,21 +328,31 @@
         <w:rPr>
           <w:lang w:val="pl-PL"/>
         </w:rPr>
-        <w:t xml:space="preserve"> w obu przypadkach. Uznałem to za odpowiednie </w:t>
-      </w:r>
-      <w:proofErr w:type="gramStart"/>
-      <w:r>
-        <w:rPr>
-          <w:lang w:val="pl-PL"/>
-        </w:rPr>
-        <w:t>rozwiązanie</w:t>
-      </w:r>
-      <w:proofErr w:type="gramEnd"/>
-      <w:r>
-        <w:rPr>
-          <w:lang w:val="pl-PL"/>
-        </w:rPr>
-        <w:t xml:space="preserve"> ponieważ w obu przypadkach mamy do czynienia z różnymi wariantami algorytmu w ramach jednej rodziny klas (wczytywanie z grafiki lub tekstu oraz </w:t>
+        <w:t xml:space="preserve">. Uznałem to za odpowiednie </w:t>
+      </w:r>
+      <w:r>
+        <w:rPr>
+          <w:lang w:val="pl-PL"/>
+        </w:rPr>
+        <w:t>rozwiązanie,</w:t>
+      </w:r>
+      <w:r>
+        <w:rPr>
+          <w:lang w:val="pl-PL"/>
+        </w:rPr>
+        <w:t xml:space="preserve"> ponieważ</w:t>
+      </w:r>
+      <w:r>
+        <w:rPr>
+          <w:lang w:val="pl-PL"/>
+        </w:rPr>
+        <w:t xml:space="preserve"> </w:t>
+      </w:r>
+      <w:r>
+        <w:rPr>
+          <w:lang w:val="pl-PL"/>
+        </w:rPr>
+        <w:t xml:space="preserve">mamy do czynienia z różnymi wariantami algorytmu w ramach jednej rodziny klas (wczytywanie z grafiki lub tekstu oraz </w:t>
       </w:r>
       <w:r>
         <w:rPr>
@@ -378,19 +388,49 @@
         <w:rPr>
           <w:lang w:val="pl-PL"/>
         </w:rPr>
-        <w:t xml:space="preserve"> oraz musimy zmieniać konkretne strategie ze względu na np.</w:t>
-      </w:r>
-      <w:r>
-        <w:rPr>
-          <w:lang w:val="pl-PL"/>
-        </w:rPr>
-        <w:t xml:space="preserve"> wyżej wymienioną awarię</w:t>
-      </w:r>
-      <w:r>
-        <w:rPr>
-          <w:lang w:val="pl-PL"/>
-        </w:rPr>
-        <w:t xml:space="preserve"> awarie.</w:t>
+        <w:t xml:space="preserve"> oraz musimy zmieniać konkretne strategie ze względu na</w:t>
+      </w:r>
+      <w:r>
+        <w:rPr>
+          <w:lang w:val="pl-PL"/>
+        </w:rPr>
+        <w:t xml:space="preserve"> występowanie</w:t>
+      </w:r>
+      <w:r>
+        <w:rPr>
+          <w:lang w:val="pl-PL"/>
+        </w:rPr>
+        <w:t xml:space="preserve"> np.</w:t>
+      </w:r>
+      <w:r>
+        <w:rPr>
+          <w:lang w:val="pl-PL"/>
+        </w:rPr>
+        <w:t xml:space="preserve"> wyżej wymienion</w:t>
+      </w:r>
+      <w:r>
+        <w:rPr>
+          <w:lang w:val="pl-PL"/>
+        </w:rPr>
+        <w:t>ej</w:t>
+      </w:r>
+      <w:r>
+        <w:rPr>
+          <w:lang w:val="pl-PL"/>
+        </w:rPr>
+        <w:t xml:space="preserve"> awari</w:t>
+      </w:r>
+      <w:r>
+        <w:rPr>
+          <w:lang w:val="pl-PL"/>
+        </w:rPr>
+        <w:t>i</w:t>
+      </w:r>
+      <w:r>
+        <w:rPr>
+          <w:lang w:val="pl-PL"/>
+        </w:rPr>
+        <w:t>.</w:t>
       </w:r>
     </w:p>
     <w:p>
@@ -516,38 +556,23 @@
       </w:pPr>
       <w:r>
         <w:rPr>
-          <w:b/>
-          <w:bCs/>
+          <w:noProof/>
           <w:lang w:val="pl-PL"/>
         </w:rPr>
         <w:lastRenderedPageBreak/>
-        <w:t>Zad.3</w:t>
-      </w:r>
-    </w:p>
-    <w:p>
-      <w:pPr>
-        <w:tabs>
-          <w:tab w:val="left" w:pos="1114"/>
-        </w:tabs>
-        <w:rPr>
-          <w:b/>
-          <w:bCs/>
-          <w:noProof/>
-          <w:lang w:val="pl-PL"/>
-        </w:rPr>
-      </w:pPr>
-      <w:r>
-        <w:rPr>
-          <w:b/>
-          <w:bCs/>
-          <w:noProof/>
-          <w:lang w:val="pl-PL"/>
-        </w:rPr>
         <w:drawing>
-          <wp:inline distT="0" distB="0" distL="0" distR="0" wp14:anchorId="2B9273AC" wp14:editId="5E07C093">
-            <wp:extent cx="5943600" cy="3801110"/>
+          <wp:anchor distT="0" distB="0" distL="114300" distR="114300" simplePos="0" relativeHeight="251659264" behindDoc="0" locked="0" layoutInCell="1" allowOverlap="1" wp14:anchorId="7C740441" wp14:editId="708173F2">
+            <wp:simplePos x="0" y="0"/>
+            <wp:positionH relativeFrom="column">
+              <wp:posOffset>0</wp:posOffset>
+            </wp:positionH>
+            <wp:positionV relativeFrom="paragraph">
+              <wp:posOffset>435973</wp:posOffset>
+            </wp:positionV>
+            <wp:extent cx="5943600" cy="3696970"/>
             <wp:effectExtent l="0" t="0" r="0" b="0"/>
-            <wp:docPr id="201817627" name="Picture 4"/>
+            <wp:wrapTopAndBottom/>
+            <wp:docPr id="1296834288" name="Picture 6"/>
             <wp:cNvGraphicFramePr>
               <a:graphicFrameLocks xmlns:a="http://schemas.openxmlformats.org/drawingml/2006/main" noChangeAspect="1"/>
             </wp:cNvGraphicFramePr>
@@ -555,7 +580,7 @@
               <a:graphicData uri="http://schemas.openxmlformats.org/drawingml/2006/picture">
                 <pic:pic xmlns:pic="http://schemas.openxmlformats.org/drawingml/2006/picture">
                   <pic:nvPicPr>
-                    <pic:cNvPr id="201817627" name="Picture 201817627"/>
+                    <pic:cNvPr id="1296834288" name="Picture 1296834288"/>
                     <pic:cNvPicPr/>
                   </pic:nvPicPr>
                   <pic:blipFill>
@@ -573,7 +598,7 @@
                   <pic:spPr>
                     <a:xfrm>
                       <a:off x="0" y="0"/>
-                      <a:ext cx="5943600" cy="3801110"/>
+                      <a:ext cx="5943600" cy="3696970"/>
                     </a:xfrm>
                     <a:prstGeom prst="rect">
                       <a:avLst/>
@@ -582,35 +607,62 @@
                 </pic:pic>
               </a:graphicData>
             </a:graphic>
-          </wp:inline>
+            <wp14:sizeRelH relativeFrom="page">
+              <wp14:pctWidth>0</wp14:pctWidth>
+            </wp14:sizeRelH>
+            <wp14:sizeRelV relativeFrom="page">
+              <wp14:pctHeight>0</wp14:pctHeight>
+            </wp14:sizeRelV>
+          </wp:anchor>
         </w:drawing>
-      </w:r>
-    </w:p>
-    <w:p>
-      <w:pPr>
-        <w:rPr>
-          <w:noProof/>
-          <w:lang w:val="pl-PL"/>
-        </w:rPr>
-      </w:pPr>
-      <w:r>
-        <w:rPr>
-          <w:noProof/>
-          <w:lang w:val="pl-PL"/>
-        </w:rPr>
-        <w:t xml:space="preserve">W tym </w:t>
-      </w:r>
-      <w:r>
-        <w:rPr>
-          <w:noProof/>
-          <w:lang w:val="pl-PL"/>
-        </w:rPr>
-        <w:t xml:space="preserve">przypadku użyłem wzorca </w:t>
       </w:r>
       <w:r>
         <w:rPr>
           <w:b/>
           <w:bCs/>
+          <w:lang w:val="pl-PL"/>
+        </w:rPr>
+        <w:t>Zad.3</w:t>
+      </w:r>
+    </w:p>
+    <w:p>
+      <w:pPr>
+        <w:tabs>
+          <w:tab w:val="left" w:pos="1114"/>
+        </w:tabs>
+        <w:rPr>
+          <w:b/>
+          <w:bCs/>
+          <w:noProof/>
+          <w:lang w:val="pl-PL"/>
+        </w:rPr>
+      </w:pPr>
+    </w:p>
+    <w:p>
+      <w:pPr>
+        <w:rPr>
+          <w:noProof/>
+          <w:lang w:val="pl-PL"/>
+        </w:rPr>
+      </w:pPr>
+      <w:r>
+        <w:rPr>
+          <w:noProof/>
+          <w:lang w:val="pl-PL"/>
+        </w:rPr>
+        <w:t xml:space="preserve">W tym </w:t>
+      </w:r>
+      <w:r>
+        <w:rPr>
+          <w:noProof/>
+          <w:lang w:val="pl-PL"/>
+        </w:rPr>
+        <w:t xml:space="preserve">przypadku użyłem wzorca </w:t>
+      </w:r>
+      <w:r>
+        <w:rPr>
+          <w:b/>
+          <w:bCs/>
           <w:noProof/>
           <w:lang w:val="pl-PL"/>
         </w:rPr>
@@ -621,14 +673,126 @@
           <w:noProof/>
           <w:lang w:val="pl-PL"/>
         </w:rPr>
-        <w:t xml:space="preserve"> . Wybrałem go ponieważ chcemy zmieniać zachowanie łazika ze względu na otaczające go warunki atmosferyczne.</w:t>
-      </w:r>
-      <w:r>
-        <w:rPr>
-          <w:noProof/>
-          <w:lang w:val="pl-PL"/>
-        </w:rPr>
-        <w:t xml:space="preserve"> Łazik posiada referencje do aktualnej pogody która jest zmieniana </w:t>
+        <w:t xml:space="preserve"> . Wybrałem go ponieważ chcemy zmieniać zachowanie łazika ze względu na otaczające go warunki atmosferyczn</w:t>
+      </w:r>
+      <w:r>
+        <w:rPr>
+          <w:noProof/>
+          <w:lang w:val="pl-PL"/>
+        </w:rPr>
+        <w:t xml:space="preserve">e, </w:t>
+      </w:r>
+      <w:r>
+        <w:rPr>
+          <w:noProof/>
+          <w:lang w:val="pl-PL"/>
+        </w:rPr>
+        <w:t>gdzie</w:t>
+      </w:r>
+      <w:r>
+        <w:rPr>
+          <w:noProof/>
+          <w:lang w:val="pl-PL"/>
+        </w:rPr>
+        <w:t xml:space="preserve"> </w:t>
+      </w:r>
+      <w:r>
+        <w:rPr>
+          <w:noProof/>
+          <w:lang w:val="pl-PL"/>
+        </w:rPr>
+        <w:t>aktulane są zapamiętywane</w:t>
+      </w:r>
+      <w:r>
+        <w:rPr>
+          <w:noProof/>
+          <w:lang w:val="pl-PL"/>
+        </w:rPr>
+        <w:t xml:space="preserve"> jako swój „stan wewnętrzny”</w:t>
+      </w:r>
+      <w:r>
+        <w:rPr>
+          <w:noProof/>
+          <w:lang w:val="pl-PL"/>
+        </w:rPr>
+        <w:t>. Jest to</w:t>
+      </w:r>
+      <w:r>
+        <w:rPr>
+          <w:noProof/>
+          <w:lang w:val="pl-PL"/>
+        </w:rPr>
+        <w:t xml:space="preserve"> referencj</w:t>
+      </w:r>
+      <w:r>
+        <w:rPr>
+          <w:noProof/>
+          <w:lang w:val="pl-PL"/>
+        </w:rPr>
+        <w:t>a</w:t>
+      </w:r>
+      <w:r>
+        <w:rPr>
+          <w:noProof/>
+          <w:lang w:val="pl-PL"/>
+        </w:rPr>
+        <w:t xml:space="preserve"> do </w:t>
+      </w:r>
+      <w:r>
+        <w:rPr>
+          <w:noProof/>
+          <w:lang w:val="pl-PL"/>
+        </w:rPr>
+        <w:t>konkretnego</w:t>
+      </w:r>
+      <w:r>
+        <w:rPr>
+          <w:noProof/>
+          <w:lang w:val="pl-PL"/>
+        </w:rPr>
+        <w:t xml:space="preserve"> </w:t>
+      </w:r>
+      <w:r>
+        <w:rPr>
+          <w:noProof/>
+          <w:lang w:val="pl-PL"/>
+        </w:rPr>
+        <w:t xml:space="preserve">stanu </w:t>
+      </w:r>
+      <w:r>
+        <w:rPr>
+          <w:noProof/>
+          <w:lang w:val="pl-PL"/>
+        </w:rPr>
+        <w:t>pogod</w:t>
+      </w:r>
+      <w:r>
+        <w:rPr>
+          <w:noProof/>
+          <w:lang w:val="pl-PL"/>
+        </w:rPr>
+        <w:t>owego,</w:t>
+      </w:r>
+      <w:r>
+        <w:rPr>
+          <w:noProof/>
+          <w:lang w:val="pl-PL"/>
+        </w:rPr>
+        <w:t xml:space="preserve"> któr</w:t>
+      </w:r>
+      <w:r>
+        <w:rPr>
+          <w:noProof/>
+          <w:lang w:val="pl-PL"/>
+        </w:rPr>
+        <w:t>y</w:t>
+      </w:r>
+      <w:r>
+        <w:rPr>
+          <w:noProof/>
+          <w:lang w:val="pl-PL"/>
+        </w:rPr>
+        <w:t xml:space="preserve"> jest zmieniana </w:t>
       </w:r>
       <w:r>
         <w:rPr>
@@ -671,6 +835,48 @@
           <w:lang w:val="pl-PL"/>
         </w:rPr>
         <w:t xml:space="preserve">kod klasy Łazik. </w:t>
+      </w:r>
+      <w:r>
+        <w:rPr>
+          <w:noProof/>
+          <w:lang w:val="pl-PL"/>
+        </w:rPr>
+        <w:t>Mnożnik energii będzie zwracać typ float</w:t>
+      </w:r>
+      <w:r>
+        <w:rPr>
+          <w:noProof/>
+          <w:lang w:val="pl-PL"/>
+        </w:rPr>
+        <w:t xml:space="preserve"> np. 1,5</w:t>
+      </w:r>
+      <w:r>
+        <w:rPr>
+          <w:noProof/>
+          <w:lang w:val="pl-PL"/>
+        </w:rPr>
+        <w:t xml:space="preserve"> ponieważ nie musi być to liczba całkowita.</w:t>
+      </w:r>
+      <w:r>
+        <w:rPr>
+          <w:noProof/>
+          <w:lang w:val="pl-PL"/>
+        </w:rPr>
+        <w:t xml:space="preserve"> Tak samo zasięg czujników który może wynosić np. 5</w:t>
+      </w:r>
+      <w:r>
+        <w:rPr>
+          <w:noProof/>
+          <w:lang w:val="pl-PL"/>
+        </w:rPr>
+        <w:t>,</w:t>
+      </w:r>
+      <w:r>
+        <w:rPr>
+          <w:noProof/>
+          <w:lang w:val="pl-PL"/>
+        </w:rPr>
+        <w:t>5m a nie całkowite 5m. Natomiast metoda CzyMoznaUzycAparatu będzie zwracać typ bool ponieważ określa zero-jedynkowo czy można użyć aparatu czy nie.</w:t>
       </w:r>
     </w:p>
     <w:p>
